--- a/module-6/Garcia_Mod6_ProgrammingAssignment.docx
+++ b/module-6/Garcia_Mod6_ProgrammingAssignment.docx
@@ -29,10 +29,23 @@
         <w:t>Assignment: Programming Assignment</w:t>
       </w:r>
     </w:p>
+    <w:p>
+      <w:hyperlink r:id="rId4" w:history="1">
+        <w:r>
+          <w:rPr>
+            <w:rStyle w:val="Hyperlink"/>
+          </w:rPr>
+          <w:t>perlagc1/csd-402: Repo for CSD 402 assignments</w:t>
+        </w:r>
+      </w:hyperlink>
+    </w:p>
     <w:p/>
     <w:p/>
     <w:p>
       <w:r>
+        <w:rPr>
+          <w:noProof/>
+        </w:rPr>
         <w:drawing>
           <wp:inline distT="0" distB="0" distL="0" distR="0" wp14:anchorId="70FD1FD5" wp14:editId="25C0F4E6">
             <wp:extent cx="2628201" cy="2631882"/>
@@ -49,7 +62,7 @@
                     <pic:cNvPicPr/>
                   </pic:nvPicPr>
                   <pic:blipFill>
-                    <a:blip r:embed="rId4"/>
+                    <a:blip r:embed="rId5"/>
                     <a:stretch>
                       <a:fillRect/>
                     </a:stretch>
@@ -70,6 +83,9 @@
         </w:drawing>
       </w:r>
       <w:r>
+        <w:rPr>
+          <w:noProof/>
+        </w:rPr>
         <w:drawing>
           <wp:inline distT="0" distB="0" distL="0" distR="0" wp14:anchorId="18B2D292" wp14:editId="1F44E0B1">
             <wp:extent cx="3154618" cy="2178658"/>
@@ -86,7 +102,7 @@
                     <pic:cNvPicPr/>
                   </pic:nvPicPr>
                   <pic:blipFill>
-                    <a:blip r:embed="rId5"/>
+                    <a:blip r:embed="rId6"/>
                     <a:stretch>
                       <a:fillRect/>
                     </a:stretch>
@@ -110,6 +126,9 @@
     <w:p/>
     <w:p>
       <w:r>
+        <w:rPr>
+          <w:noProof/>
+        </w:rPr>
         <w:drawing>
           <wp:inline distT="0" distB="0" distL="0" distR="0" wp14:anchorId="2ACEF76E" wp14:editId="6ADB4793">
             <wp:extent cx="3935730" cy="1725433"/>
@@ -126,7 +145,7 @@
                     <pic:cNvPicPr/>
                   </pic:nvPicPr>
                   <pic:blipFill>
-                    <a:blip r:embed="rId6"/>
+                    <a:blip r:embed="rId7"/>
                     <a:stretch>
                       <a:fillRect/>
                     </a:stretch>
@@ -148,7 +167,91 @@
       </w:r>
     </w:p>
     <w:p/>
-    <w:p/>
+    <w:p>
+      <w:r>
+        <w:rPr>
+          <w:noProof/>
+        </w:rPr>
+        <w:lastRenderedPageBreak/>
+        <w:drawing>
+          <wp:inline distT="0" distB="0" distL="0" distR="0" wp14:anchorId="29C64217" wp14:editId="35E23377">
+            <wp:extent cx="4292821" cy="2902099"/>
+            <wp:effectExtent l="0" t="0" r="0" b="0"/>
+            <wp:docPr id="18394305" name="Picture 1"/>
+            <wp:cNvGraphicFramePr>
+              <a:graphicFrameLocks xmlns:a="http://schemas.openxmlformats.org/drawingml/2006/main" noChangeAspect="1"/>
+            </wp:cNvGraphicFramePr>
+            <a:graphic xmlns:a="http://schemas.openxmlformats.org/drawingml/2006/main">
+              <a:graphicData uri="http://schemas.openxmlformats.org/drawingml/2006/picture">
+                <pic:pic xmlns:pic="http://schemas.openxmlformats.org/drawingml/2006/picture">
+                  <pic:nvPicPr>
+                    <pic:cNvPr id="18394305" name=""/>
+                    <pic:cNvPicPr/>
+                  </pic:nvPicPr>
+                  <pic:blipFill>
+                    <a:blip r:embed="rId8"/>
+                    <a:stretch>
+                      <a:fillRect/>
+                    </a:stretch>
+                  </pic:blipFill>
+                  <pic:spPr>
+                    <a:xfrm>
+                      <a:off x="0" y="0"/>
+                      <a:ext cx="4292821" cy="2902099"/>
+                    </a:xfrm>
+                    <a:prstGeom prst="rect">
+                      <a:avLst/>
+                    </a:prstGeom>
+                  </pic:spPr>
+                </pic:pic>
+              </a:graphicData>
+            </a:graphic>
+          </wp:inline>
+        </w:drawing>
+      </w:r>
+    </w:p>
+    <w:p>
+      <w:r>
+        <w:rPr>
+          <w:noProof/>
+        </w:rPr>
+        <w:drawing>
+          <wp:inline distT="0" distB="0" distL="0" distR="0" wp14:anchorId="130F1801" wp14:editId="6E88DDD9">
+            <wp:extent cx="4133811" cy="3514477"/>
+            <wp:effectExtent l="0" t="0" r="635" b="0"/>
+            <wp:docPr id="1977013019" name="Picture 1"/>
+            <wp:cNvGraphicFramePr>
+              <a:graphicFrameLocks xmlns:a="http://schemas.openxmlformats.org/drawingml/2006/main" noChangeAspect="1"/>
+            </wp:cNvGraphicFramePr>
+            <a:graphic xmlns:a="http://schemas.openxmlformats.org/drawingml/2006/main">
+              <a:graphicData uri="http://schemas.openxmlformats.org/drawingml/2006/picture">
+                <pic:pic xmlns:pic="http://schemas.openxmlformats.org/drawingml/2006/picture">
+                  <pic:nvPicPr>
+                    <pic:cNvPr id="1977013019" name=""/>
+                    <pic:cNvPicPr/>
+                  </pic:nvPicPr>
+                  <pic:blipFill>
+                    <a:blip r:embed="rId9"/>
+                    <a:stretch>
+                      <a:fillRect/>
+                    </a:stretch>
+                  </pic:blipFill>
+                  <pic:spPr>
+                    <a:xfrm>
+                      <a:off x="0" y="0"/>
+                      <a:ext cx="4136854" cy="3517064"/>
+                    </a:xfrm>
+                    <a:prstGeom prst="rect">
+                      <a:avLst/>
+                    </a:prstGeom>
+                  </pic:spPr>
+                </pic:pic>
+              </a:graphicData>
+            </a:graphic>
+          </wp:inline>
+        </w:drawing>
+      </w:r>
+    </w:p>
     <w:sectPr>
       <w:pgSz w:w="12240" w:h="15840"/>
       <w:pgMar w:top="1440" w:right="1440" w:bottom="1440" w:left="1440" w:header="720" w:footer="720" w:gutter="0"/>
@@ -762,7 +865,6 @@
   <w:style w:type="character" w:default="1" w:styleId="DefaultParagraphFont">
     <w:name w:val="Default Paragraph Font"/>
     <w:uiPriority w:val="1"/>
-    <w:semiHidden/>
     <w:unhideWhenUsed/>
   </w:style>
   <w:style w:type="table" w:default="1" w:styleId="TableNormal">
@@ -1074,6 +1176,29 @@
       <w:smallCaps/>
       <w:color w:val="0F4761" w:themeColor="accent1" w:themeShade="BF"/>
       <w:spacing w:val="5"/>
+    </w:rPr>
+  </w:style>
+  <w:style w:type="character" w:styleId="Hyperlink">
+    <w:name w:val="Hyperlink"/>
+    <w:basedOn w:val="DefaultParagraphFont"/>
+    <w:uiPriority w:val="99"/>
+    <w:unhideWhenUsed/>
+    <w:rsid w:val="00BB79BC"/>
+    <w:rPr>
+      <w:color w:val="467886" w:themeColor="hyperlink"/>
+      <w:u w:val="single"/>
+    </w:rPr>
+  </w:style>
+  <w:style w:type="character" w:styleId="UnresolvedMention">
+    <w:name w:val="Unresolved Mention"/>
+    <w:basedOn w:val="DefaultParagraphFont"/>
+    <w:uiPriority w:val="99"/>
+    <w:semiHidden/>
+    <w:unhideWhenUsed/>
+    <w:rsid w:val="00BB79BC"/>
+    <w:rPr>
+      <w:color w:val="605E5C"/>
+      <w:shd w:val="clear" w:color="auto" w:fill="E1DFDD"/>
     </w:rPr>
   </w:style>
 </w:styles>
